--- a/docs/Historial_de_Fallos.docx
+++ b/docs/Historial_de_Fallos.docx
@@ -20992,7 +20992,7 @@
           <w:sz w:val="20"/>
           <w:szCs w:val="20"/>
         </w:rPr>
-        <w:t xml:space="preserve">Los agentes de diseño rellenaron los huecos con los valores del propio mockup.</w:t>
+        <w:t xml:space="preserve">Al implementar el diseño se rellenaron los huecos con los valores del propio mockup.</w:t>
       </w:r>
     </w:p>
     <w:p>
@@ -29264,7 +29264,7 @@
           <w:sz w:val="20"/>
           <w:szCs w:val="20"/>
         </w:rPr>
-        <w:t xml:space="preserve">Campana → Alertas y perfil → Perfil. Los tres botones de compartir abren la hoja nativa de compartir con «NECESITO AYUDA» o «Estoy a salvo», la hora y un enlace de mapa con la ubicación real (GPS, con precisión) cuando existe; si no hay posición, lo dice y no inventa coordenadas. El mensaje no incluye datos médicos. Después de «Estoy a salvo» guarda el estado y luego ofrece compartirlo. El mensaje se arma en core/util/statusMessage (3 pruebas nuevas). El trabajo lo repartieron agy y opencode; al revisarlo detecté que usaban lastPosition, que solo existe durante una emergencia activa, y lo reemplacé por el GPS real con respaldo.</w:t>
+        <w:t xml:space="preserve">Campana → Alertas y perfil → Perfil. Los tres botones de compartir abren la hoja nativa de compartir con «NECESITO AYUDA» o «Estoy a salvo», la hora y un enlace de mapa con la ubicación real (GPS, con precisión) cuando existe; si no hay posición, lo dice y no inventa coordenadas. El mensaje no incluye datos médicos. Después de «Estoy a salvo» guarda el estado y luego ofrece compartirlo. El mensaje se arma en core/util/statusMessage (3 pruebas nuevas). Al revisar la implementación se detectó que usaba lastPosition, que solo existe durante una emergencia activa, y se reemplazó por el GPS real con respaldo.</w:t>
       </w:r>
     </w:p>
     <w:p>
@@ -32073,7 +32073,7 @@
           <w:sz w:val="20"/>
           <w:szCs w:val="20"/>
         </w:rPr>
-        <w:t xml:space="preserve">Se implementó el modo oscuro y se revisó la accesibilidad en el código (agente Antigravity, que retomó un intento previo de opencode que quedó a medias): ThemeProvider sigue el tema del sistema y hay selector en Perfil; no quedan colores hex fijos en src/ui; se añadieron roles, etiquetas y estados de accesibilidad, objetivos táctiles de 48 dp y regiones en vivo en el pánico y los avisos; tsc pasa. Al abrir la app en oscuro aparecieron F-42 y F-43, lo que confirma que tsc no basta. Sigue pendiente la auditoría WCAG 2.1 AA con TalkBack y texto grande, y recorrer todas las pantallas en oscuro en el teléfono.</w:t>
+        <w:t xml:space="preserve">Se implementó el modo oscuro y se revisó la accesibilidad en el código: ThemeProvider sigue el tema del sistema y hay selector en Perfil; no quedan colores hex fijos en src/ui; se añadieron roles, etiquetas y estados de accesibilidad, objetivos táctiles de 48 dp y regiones en vivo en el pánico y los avisos; tsc pasa. Al abrir la app en oscuro aparecieron F-42 y F-43, lo que confirma que tsc no basta. Sigue pendiente la auditoría WCAG 2.1 AA con TalkBack y texto grande, y recorrer todas las pantallas en oscuro en el teléfono.</w:t>
       </w:r>
     </w:p>
     <w:p>
